--- a/Tyler/React Next/Tyler_Roberts.docx
+++ b/Tyler/React Next/Tyler_Roberts.docx
@@ -44,7 +44,7 @@
           <w:sz w:val="19"/>
           <w:szCs w:val="19"/>
         </w:rPr>
-        <w:t>tyler.roberts.1991@outlook.com | linkedin.com/in/tyler-roberts-a7b0953a0 | Florida, United States | +1 (305) 676-4408</w:t>
+        <w:t>tylerroberts.dev@oudook.com | linkedin.com/in/tyler-roberts-3b839b3a9/ | Florida, United States | +1 (725) 258-7943</w:t>
       </w:r>
     </w:p>
     <w:p>
@@ -54,6 +54,8 @@
         </w:pBdr>
         <w:spacing w:before="120" w:after="80"/>
       </w:pPr>
+      <w:bookmarkStart w:id="0" w:name="_GoBack"/>
+      <w:bookmarkEnd w:id="0"/>
       <w:r>
         <w:rPr>
           <w:b/>
@@ -107,16 +109,7 @@
           <w:sz w:val="21"/>
           <w:szCs w:val="21"/>
         </w:rPr>
-        <w:t>Proven ability to o</w:t>
-      </w:r>
-      <w:r>
-        <w:rPr>
-          <w:rFonts w:ascii="Arial" w:eastAsia="Arial" w:hAnsi="Arial" w:cs="Arial"/>
-          <w:color w:val="111111"/>
-          <w:sz w:val="21"/>
-          <w:szCs w:val="21"/>
-        </w:rPr>
-        <w:t xml:space="preserve">wn complex frontend systems end-to-end, collaborating closely with backend, product, and design teams to deliver reliable, user-focused interfaces for cloud-native </w:t>
+        <w:t xml:space="preserve">Proven ability to own complex frontend systems end-to-end, collaborating closely with backend, product, and design teams to deliver reliable, user-focused interfaces for cloud-native </w:t>
       </w:r>
       <w:proofErr w:type="spellStart"/>
       <w:r>
@@ -183,12 +176,6 @@
         <w:gridCol w:w="2545"/>
       </w:tblGrid>
       <w:tr>
-        <w:tblPrEx>
-          <w:tblCellMar>
-            <w:top w:w="0" w:type="dxa"/>
-            <w:bottom w:w="0" w:type="dxa"/>
-          </w:tblCellMar>
-        </w:tblPrEx>
         <w:tc>
           <w:tcPr>
             <w:tcW w:w="1250" w:type="pct"/>
@@ -311,12 +298,6 @@
         </w:tc>
       </w:tr>
       <w:tr>
-        <w:tblPrEx>
-          <w:tblCellMar>
-            <w:top w:w="0" w:type="dxa"/>
-            <w:bottom w:w="0" w:type="dxa"/>
-          </w:tblCellMar>
-        </w:tblPrEx>
         <w:tc>
           <w:tcPr>
             <w:tcW w:w="1250" w:type="pct"/>
@@ -439,12 +420,6 @@
         </w:tc>
       </w:tr>
       <w:tr>
-        <w:tblPrEx>
-          <w:tblCellMar>
-            <w:top w:w="0" w:type="dxa"/>
-            <w:bottom w:w="0" w:type="dxa"/>
-          </w:tblCellMar>
-        </w:tblPrEx>
         <w:tc>
           <w:tcPr>
             <w:tcW w:w="1250" w:type="pct"/>
@@ -569,12 +544,6 @@
         </w:tc>
       </w:tr>
       <w:tr>
-        <w:tblPrEx>
-          <w:tblCellMar>
-            <w:top w:w="0" w:type="dxa"/>
-            <w:bottom w:w="0" w:type="dxa"/>
-          </w:tblCellMar>
-        </w:tblPrEx>
         <w:tc>
           <w:tcPr>
             <w:tcW w:w="1250" w:type="pct"/>
@@ -697,12 +666,6 @@
         </w:tc>
       </w:tr>
       <w:tr>
-        <w:tblPrEx>
-          <w:tblCellMar>
-            <w:top w:w="0" w:type="dxa"/>
-            <w:bottom w:w="0" w:type="dxa"/>
-          </w:tblCellMar>
-        </w:tblPrEx>
         <w:tc>
           <w:tcPr>
             <w:tcW w:w="1250" w:type="pct"/>
@@ -838,12 +801,6 @@
         </w:tc>
       </w:tr>
       <w:tr>
-        <w:tblPrEx>
-          <w:tblCellMar>
-            <w:top w:w="0" w:type="dxa"/>
-            <w:bottom w:w="0" w:type="dxa"/>
-          </w:tblCellMar>
-        </w:tblPrEx>
         <w:tc>
           <w:tcPr>
             <w:tcW w:w="1250" w:type="pct"/>
@@ -966,12 +923,6 @@
         </w:tc>
       </w:tr>
       <w:tr>
-        <w:tblPrEx>
-          <w:tblCellMar>
-            <w:top w:w="0" w:type="dxa"/>
-            <w:bottom w:w="0" w:type="dxa"/>
-          </w:tblCellMar>
-        </w:tblPrEx>
         <w:tc>
           <w:tcPr>
             <w:tcW w:w="1250" w:type="pct"/>
@@ -1094,12 +1045,6 @@
         </w:tc>
       </w:tr>
       <w:tr>
-        <w:tblPrEx>
-          <w:tblCellMar>
-            <w:top w:w="0" w:type="dxa"/>
-            <w:bottom w:w="0" w:type="dxa"/>
-          </w:tblCellMar>
-        </w:tblPrEx>
         <w:tc>
           <w:tcPr>
             <w:tcW w:w="1250" w:type="pct"/>
@@ -1224,12 +1169,6 @@
         </w:tc>
       </w:tr>
       <w:tr>
-        <w:tblPrEx>
-          <w:tblCellMar>
-            <w:top w:w="0" w:type="dxa"/>
-            <w:bottom w:w="0" w:type="dxa"/>
-          </w:tblCellMar>
-        </w:tblPrEx>
         <w:tc>
           <w:tcPr>
             <w:tcW w:w="1250" w:type="pct"/>
@@ -1439,14 +1378,7 @@
           <w:rFonts w:ascii="Arial" w:eastAsia="Arial" w:hAnsi="Arial" w:cs="Arial"/>
           <w:color w:val="111111"/>
         </w:rPr>
-        <w:t>- Led the architecture and development of large-scale React and Next.js applications, implementing server-side rendering, static generation, and optimized r</w:t>
-      </w:r>
-      <w:r>
-        <w:rPr>
-          <w:rFonts w:ascii="Arial" w:eastAsia="Arial" w:hAnsi="Arial" w:cs="Arial"/>
-          <w:color w:val="111111"/>
-        </w:rPr>
-        <w:t xml:space="preserve">outing strategies to significantly improve page load performance and SEO across multiple </w:t>
+        <w:t xml:space="preserve">- Led the architecture and development of large-scale React and Next.js applications, implementing server-side rendering, static generation, and optimized routing strategies to significantly improve page load performance and SEO across multiple </w:t>
       </w:r>
       <w:proofErr w:type="spellStart"/>
       <w:r>
@@ -1492,14 +1424,7 @@
           <w:rFonts w:ascii="Arial" w:eastAsia="Arial" w:hAnsi="Arial" w:cs="Arial"/>
           <w:color w:val="111111"/>
         </w:rPr>
-        <w:t xml:space="preserve"> components and scalable Next.js page st</w:t>
-      </w:r>
-      <w:r>
-        <w:rPr>
-          <w:rFonts w:ascii="Arial" w:eastAsia="Arial" w:hAnsi="Arial" w:cs="Arial"/>
-          <w:color w:val="111111"/>
-        </w:rPr>
-        <w:t>ructures while maintaining strict performance, accessibility, and maintainability standards.</w:t>
+        <w:t xml:space="preserve"> components and scalable Next.js page structures while maintaining strict performance, accessibility, and maintainability standards.</w:t>
       </w:r>
     </w:p>
     <w:p>
@@ -1529,14 +1454,7 @@
           <w:rFonts w:ascii="Arial" w:eastAsia="Arial" w:hAnsi="Arial" w:cs="Arial"/>
           <w:color w:val="111111"/>
         </w:rPr>
-        <w:t>, and Storybook, enabling consistent UI patterns and reducing duplicated effor</w:t>
-      </w:r>
-      <w:r>
-        <w:rPr>
-          <w:rFonts w:ascii="Arial" w:eastAsia="Arial" w:hAnsi="Arial" w:cs="Arial"/>
-          <w:color w:val="111111"/>
-        </w:rPr>
-        <w:t>t across multiple product teams.</w:t>
+        <w:t>, and Storybook, enabling consistent UI patterns and reducing duplicated effort across multiple product teams.</w:t>
       </w:r>
     </w:p>
     <w:p>
@@ -1564,56 +1482,35 @@
           <w:rFonts w:ascii="Arial" w:eastAsia="Arial" w:hAnsi="Arial" w:cs="Arial"/>
           <w:color w:val="111111"/>
         </w:rPr>
-        <w:t>- Implemented advanced</w:t>
-      </w:r>
-      <w:r>
-        <w:rPr>
-          <w:rFonts w:ascii="Arial" w:eastAsia="Arial" w:hAnsi="Arial" w:cs="Arial"/>
-          <w:color w:val="111111"/>
-        </w:rPr>
-        <w:t xml:space="preserve"> frontend performance optimizations including code splitting, dynamic imports, image optimization, and Lighthouse-driven tuning to support high-traffic enterprise workloads.</w:t>
-      </w:r>
-    </w:p>
-    <w:p>
-      <w:pPr>
-        <w:spacing w:after="40"/>
-        <w:ind w:left="240"/>
-        <w:jc w:val="both"/>
-      </w:pPr>
-      <w:r>
-        <w:rPr>
-          <w:rFonts w:ascii="Arial" w:eastAsia="Arial" w:hAnsi="Arial" w:cs="Arial"/>
-          <w:color w:val="111111"/>
-        </w:rPr>
-        <w:t>- Worked directly with product managers and designers to iterate on user experienc</w:t>
-      </w:r>
-      <w:r>
-        <w:rPr>
-          <w:rFonts w:ascii="Arial" w:eastAsia="Arial" w:hAnsi="Arial" w:cs="Arial"/>
-          <w:color w:val="111111"/>
-        </w:rPr>
-        <w:t>e, ensuring responsive layouts, cross-browser compatibility, and accessibility compliance across desktop and mobile devices.</w:t>
-      </w:r>
-    </w:p>
-    <w:p>
-      <w:pPr>
-        <w:spacing w:after="40"/>
-        <w:ind w:left="240"/>
-        <w:jc w:val="both"/>
-      </w:pPr>
-      <w:r>
-        <w:rPr>
-          <w:rFonts w:ascii="Arial" w:eastAsia="Arial" w:hAnsi="Arial" w:cs="Arial"/>
-          <w:color w:val="111111"/>
-        </w:rPr>
-        <w:t>- Improved frontend reliability by introducing structured error handling, client-side logging, and automated test coverage, enablin</w:t>
-      </w:r>
-      <w:r>
-        <w:rPr>
-          <w:rFonts w:ascii="Arial" w:eastAsia="Arial" w:hAnsi="Arial" w:cs="Arial"/>
-          <w:color w:val="111111"/>
-        </w:rPr>
-        <w:t>g faster debugging and more predictable releases in production environments.</w:t>
+        <w:t>- Implemented advanced frontend performance optimizations including code splitting, dynamic imports, image optimization, and Lighthouse-driven tuning to support high-traffic enterprise workloads.</w:t>
+      </w:r>
+    </w:p>
+    <w:p>
+      <w:pPr>
+        <w:spacing w:after="40"/>
+        <w:ind w:left="240"/>
+        <w:jc w:val="both"/>
+      </w:pPr>
+      <w:r>
+        <w:rPr>
+          <w:rFonts w:ascii="Arial" w:eastAsia="Arial" w:hAnsi="Arial" w:cs="Arial"/>
+          <w:color w:val="111111"/>
+        </w:rPr>
+        <w:t>- Worked directly with product managers and designers to iterate on user experience, ensuring responsive layouts, cross-browser compatibility, and accessibility compliance across desktop and mobile devices.</w:t>
+      </w:r>
+    </w:p>
+    <w:p>
+      <w:pPr>
+        <w:spacing w:after="40"/>
+        <w:ind w:left="240"/>
+        <w:jc w:val="both"/>
+      </w:pPr>
+      <w:r>
+        <w:rPr>
+          <w:rFonts w:ascii="Arial" w:eastAsia="Arial" w:hAnsi="Arial" w:cs="Arial"/>
+          <w:color w:val="111111"/>
+        </w:rPr>
+        <w:t>- Improved frontend reliability by introducing structured error handling, client-side logging, and automated test coverage, enabling faster debugging and more predictable releases in production environments.</w:t>
       </w:r>
     </w:p>
     <w:p>
@@ -1641,35 +1538,21 @@
           <w:rFonts w:ascii="Arial" w:eastAsia="Arial" w:hAnsi="Arial" w:cs="Arial"/>
           <w:color w:val="111111"/>
         </w:rPr>
-        <w:t>- Ac</w:t>
-      </w:r>
-      <w:r>
-        <w:rPr>
-          <w:rFonts w:ascii="Arial" w:eastAsia="Arial" w:hAnsi="Arial" w:cs="Arial"/>
-          <w:color w:val="111111"/>
-        </w:rPr>
-        <w:t>ted as the primary frontend owner during major platform initiatives, coordinating releases and ensuring frontend systems scaled smoothly alongside backend and infrastructure changes.</w:t>
-      </w:r>
-    </w:p>
-    <w:p>
-      <w:pPr>
-        <w:spacing w:after="40"/>
-        <w:ind w:left="240"/>
-        <w:jc w:val="both"/>
-      </w:pPr>
-      <w:r>
-        <w:rPr>
-          <w:rFonts w:ascii="Arial" w:eastAsia="Arial" w:hAnsi="Arial" w:cs="Arial"/>
-          <w:color w:val="111111"/>
-        </w:rPr>
-        <w:t>- Continuously refactored legacy frontend codebases into modern React and</w:t>
-      </w:r>
-      <w:r>
-        <w:rPr>
-          <w:rFonts w:ascii="Arial" w:eastAsia="Arial" w:hAnsi="Arial" w:cs="Arial"/>
-          <w:color w:val="111111"/>
-        </w:rPr>
-        <w:t xml:space="preserve"> Next.js patterns, reducing technical debt while maintaining feature velocity and production stability.</w:t>
+        <w:t>- Acted as the primary frontend owner during major platform initiatives, coordinating releases and ensuring frontend systems scaled smoothly alongside backend and infrastructure changes.</w:t>
+      </w:r>
+    </w:p>
+    <w:p>
+      <w:pPr>
+        <w:spacing w:after="40"/>
+        <w:ind w:left="240"/>
+        <w:jc w:val="both"/>
+      </w:pPr>
+      <w:r>
+        <w:rPr>
+          <w:rFonts w:ascii="Arial" w:eastAsia="Arial" w:hAnsi="Arial" w:cs="Arial"/>
+          <w:color w:val="111111"/>
+        </w:rPr>
+        <w:t>- Continuously refactored legacy frontend codebases into modern React and Next.js patterns, reducing technical debt while maintaining feature velocity and production stability.</w:t>
       </w:r>
     </w:p>
     <w:p>
@@ -1713,35 +1596,21 @@
           <w:rFonts w:ascii="Arial" w:eastAsia="Arial" w:hAnsi="Arial" w:cs="Arial"/>
           <w:color w:val="111111"/>
         </w:rPr>
-        <w:t xml:space="preserve">- </w:t>
-      </w:r>
-      <w:r>
-        <w:rPr>
-          <w:rFonts w:ascii="Arial" w:eastAsia="Arial" w:hAnsi="Arial" w:cs="Arial"/>
-          <w:color w:val="111111"/>
-        </w:rPr>
-        <w:t>Contributed to frontend security best practices by implementing secure authentication flows, safe client-side storage patterns, and robust input validation.</w:t>
-      </w:r>
-    </w:p>
-    <w:p>
-      <w:pPr>
-        <w:spacing w:after="40"/>
-        <w:ind w:left="240"/>
-        <w:jc w:val="both"/>
-      </w:pPr>
-      <w:r>
-        <w:rPr>
-          <w:rFonts w:ascii="Arial" w:eastAsia="Arial" w:hAnsi="Arial" w:cs="Arial"/>
-          <w:color w:val="111111"/>
-        </w:rPr>
-        <w:t xml:space="preserve">- Delivered customer-facing features under tight deadlines while balancing performance, usability, </w:t>
-      </w:r>
-      <w:r>
-        <w:rPr>
-          <w:rFonts w:ascii="Arial" w:eastAsia="Arial" w:hAnsi="Arial" w:cs="Arial"/>
-          <w:color w:val="111111"/>
-        </w:rPr>
-        <w:t>and long-term architectural integrity.</w:t>
+        <w:t>- Contributed to frontend security best practices by implementing secure authentication flows, safe client-side storage patterns, and robust input validation.</w:t>
+      </w:r>
+    </w:p>
+    <w:p>
+      <w:pPr>
+        <w:spacing w:after="40"/>
+        <w:ind w:left="240"/>
+        <w:jc w:val="both"/>
+      </w:pPr>
+      <w:r>
+        <w:rPr>
+          <w:rFonts w:ascii="Arial" w:eastAsia="Arial" w:hAnsi="Arial" w:cs="Arial"/>
+          <w:color w:val="111111"/>
+        </w:rPr>
+        <w:t>- Delivered customer-facing features under tight deadlines while balancing performance, usability, and long-term architectural integrity.</w:t>
       </w:r>
     </w:p>
     <w:p>
@@ -1770,14 +1639,7 @@
           <w:rFonts w:ascii="Arial" w:eastAsia="Arial" w:hAnsi="Arial" w:cs="Arial"/>
           <w:color w:val="111111"/>
         </w:rPr>
-        <w:t>- Maintained comprehensive documentation for front</w:t>
-      </w:r>
-      <w:r>
-        <w:rPr>
-          <w:rFonts w:ascii="Arial" w:eastAsia="Arial" w:hAnsi="Arial" w:cs="Arial"/>
-          <w:color w:val="111111"/>
-        </w:rPr>
-        <w:t>end architecture, shared components, and development workflows to support onboarding and team scalability.</w:t>
+        <w:t>- Maintained comprehensive documentation for frontend architecture, shared components, and development workflows to support onboarding and team scalability.</w:t>
       </w:r>
     </w:p>
     <w:p>
@@ -1803,8 +1665,6 @@
         </w:rPr>
         <w:t>Full Stack Engineer</w:t>
       </w:r>
-      <w:bookmarkStart w:id="0" w:name="_GoBack"/>
-      <w:bookmarkEnd w:id="0"/>
     </w:p>
     <w:p>
       <w:proofErr w:type="spellStart"/>
@@ -1854,14 +1714,7 @@
           <w:rFonts w:ascii="Arial" w:eastAsia="Arial" w:hAnsi="Arial" w:cs="Arial"/>
           <w:color w:val="111111"/>
         </w:rPr>
-        <w:t>- Developed and maintained React-based frontend applications with a s</w:t>
-      </w:r>
-      <w:r>
-        <w:rPr>
-          <w:rFonts w:ascii="Arial" w:eastAsia="Arial" w:hAnsi="Arial" w:cs="Arial"/>
-          <w:color w:val="111111"/>
-        </w:rPr>
-        <w:t xml:space="preserve">trong focus on component-driven architecture, responsive design, and seamless API integration for cloud-hosted </w:t>
+        <w:t xml:space="preserve">- Developed and maintained React-based frontend applications with a strong focus on component-driven architecture, responsive design, and seamless API integration for cloud-hosted </w:t>
       </w:r>
       <w:proofErr w:type="spellStart"/>
       <w:r>
@@ -1891,14 +1744,7 @@
           <w:rFonts w:ascii="Arial" w:eastAsia="Arial" w:hAnsi="Arial" w:cs="Arial"/>
           <w:color w:val="111111"/>
         </w:rPr>
-        <w:t>- Built reusable UI components using modern JavaScript and CSS techniques, ensuring consistency across multiple client-facing app</w:t>
-      </w:r>
-      <w:r>
-        <w:rPr>
-          <w:rFonts w:ascii="Arial" w:eastAsia="Arial" w:hAnsi="Arial" w:cs="Arial"/>
-          <w:color w:val="111111"/>
-        </w:rPr>
-        <w:t>lications and reducing development overhead.</w:t>
+        <w:t>- Built reusable UI components using modern JavaScript and CSS techniques, ensuring consistency across multiple client-facing applications and reducing development overhead.</w:t>
       </w:r>
     </w:p>
     <w:p>
@@ -1926,35 +1772,21 @@
           <w:rFonts w:ascii="Arial" w:eastAsia="Arial" w:hAnsi="Arial" w:cs="Arial"/>
           <w:color w:val="111111"/>
         </w:rPr>
-        <w:t>- Integrated frontend applications with backend RE</w:t>
-      </w:r>
-      <w:r>
-        <w:rPr>
-          <w:rFonts w:ascii="Arial" w:eastAsia="Arial" w:hAnsi="Arial" w:cs="Arial"/>
-          <w:color w:val="111111"/>
-        </w:rPr>
-        <w:t>ST services, handling asynchronous data flows, loading states, and error conditions to deliver smooth user experiences.</w:t>
-      </w:r>
-    </w:p>
-    <w:p>
-      <w:pPr>
-        <w:spacing w:after="40"/>
-        <w:ind w:left="240"/>
-        <w:jc w:val="both"/>
-      </w:pPr>
-      <w:r>
-        <w:rPr>
-          <w:rFonts w:ascii="Arial" w:eastAsia="Arial" w:hAnsi="Arial" w:cs="Arial"/>
-          <w:color w:val="111111"/>
-        </w:rPr>
-        <w:t>- Improved frontend performance by optimizing rendering behavior, reducing unnecessary re-renders, and applying best practices for state</w:t>
-      </w:r>
-      <w:r>
-        <w:rPr>
-          <w:rFonts w:ascii="Arial" w:eastAsia="Arial" w:hAnsi="Arial" w:cs="Arial"/>
-          <w:color w:val="111111"/>
-        </w:rPr>
-        <w:t xml:space="preserve"> management.</w:t>
+        <w:t>- Integrated frontend applications with backend REST services, handling asynchronous data flows, loading states, and error conditions to deliver smooth user experiences.</w:t>
+      </w:r>
+    </w:p>
+    <w:p>
+      <w:pPr>
+        <w:spacing w:after="40"/>
+        <w:ind w:left="240"/>
+        <w:jc w:val="both"/>
+      </w:pPr>
+      <w:r>
+        <w:rPr>
+          <w:rFonts w:ascii="Arial" w:eastAsia="Arial" w:hAnsi="Arial" w:cs="Arial"/>
+          <w:color w:val="111111"/>
+        </w:rPr>
+        <w:t>- Improved frontend performance by optimizing rendering behavior, reducing unnecessary re-renders, and applying best practices for state management.</w:t>
       </w:r>
     </w:p>
     <w:p>
@@ -1982,14 +1814,7 @@
           <w:rFonts w:ascii="Arial" w:eastAsia="Arial" w:hAnsi="Arial" w:cs="Arial"/>
           <w:color w:val="111111"/>
         </w:rPr>
-        <w:t>- Collaborated with cross-functional teams to refine frontend requirements and deliver feat</w:t>
-      </w:r>
-      <w:r>
-        <w:rPr>
-          <w:rFonts w:ascii="Arial" w:eastAsia="Arial" w:hAnsi="Arial" w:cs="Arial"/>
-          <w:color w:val="111111"/>
-        </w:rPr>
-        <w:t>ures aligned with business goals and user expectations.</w:t>
+        <w:t>- Collaborated with cross-functional teams to refine frontend requirements and deliver features aligned with business goals and user expectations.</w:t>
       </w:r>
     </w:p>
     <w:p>
@@ -2017,14 +1842,7 @@
           <w:rFonts w:ascii="Arial" w:eastAsia="Arial" w:hAnsi="Arial" w:cs="Arial"/>
           <w:color w:val="111111"/>
         </w:rPr>
-        <w:t xml:space="preserve">- Assisted in modernizing legacy frontend code </w:t>
-      </w:r>
-      <w:r>
-        <w:rPr>
-          <w:rFonts w:ascii="Arial" w:eastAsia="Arial" w:hAnsi="Arial" w:cs="Arial"/>
-          <w:color w:val="111111"/>
-        </w:rPr>
-        <w:t>by introducing React patterns and modular CSS approaches, improving maintainability and scalability.</w:t>
+        <w:t>- Assisted in modernizing legacy frontend code by introducing React patterns and modular CSS approaches, improving maintainability and scalability.</w:t>
       </w:r>
     </w:p>
     <w:p>
@@ -2116,14 +1934,7 @@
           <w:rFonts w:ascii="Arial" w:eastAsia="Arial" w:hAnsi="Arial" w:cs="Arial"/>
           <w:color w:val="111111"/>
         </w:rPr>
-        <w:t>- Developed and maintained frontend user interfaces using JavaScript, HTM</w:t>
-      </w:r>
-      <w:r>
-        <w:rPr>
-          <w:rFonts w:ascii="Arial" w:eastAsia="Arial" w:hAnsi="Arial" w:cs="Arial"/>
-          <w:color w:val="111111"/>
-        </w:rPr>
-        <w:t>L, and CSS, supporting internal and client-facing business applications.</w:t>
+        <w:t>- Developed and maintained frontend user interfaces using JavaScript, HTML, and CSS, supporting internal and client-facing business applications.</w:t>
       </w:r>
     </w:p>
     <w:p>
@@ -2179,14 +1990,7 @@
           <w:rFonts w:ascii="Arial" w:eastAsia="Arial" w:hAnsi="Arial" w:cs="Arial"/>
           <w:color w:val="111111"/>
         </w:rPr>
-        <w:t>- Contributed to incremental i</w:t>
-      </w:r>
-      <w:r>
-        <w:rPr>
-          <w:rFonts w:ascii="Arial" w:eastAsia="Arial" w:hAnsi="Arial" w:cs="Arial"/>
-          <w:color w:val="111111"/>
-        </w:rPr>
-        <w:t>mprovements in frontend code organization, readability, and reusability.</w:t>
+        <w:t>- Contributed to incremental improvements in frontend code organization, readability, and reusability.</w:t>
       </w:r>
     </w:p>
     <w:p>
@@ -2214,14 +2018,7 @@
           <w:rFonts w:ascii="Arial" w:eastAsia="Arial" w:hAnsi="Arial" w:cs="Arial"/>
           <w:color w:val="111111"/>
         </w:rPr>
-        <w:t>- Built a strong foundation in frontend development best practices, preparing fo</w:t>
-      </w:r>
-      <w:r>
-        <w:rPr>
-          <w:rFonts w:ascii="Arial" w:eastAsia="Arial" w:hAnsi="Arial" w:cs="Arial"/>
-          <w:color w:val="111111"/>
-        </w:rPr>
-        <w:t>r senior-level ownership in later roles.</w:t>
+        <w:t>- Built a strong foundation in frontend development best practices, preparing for senior-level ownership in later roles.</w:t>
       </w:r>
     </w:p>
     <w:p>

--- a/Tyler/React Next/Tyler_Roberts.docx
+++ b/Tyler/React Next/Tyler_Roberts.docx
@@ -44,7 +44,7 @@
           <w:sz w:val="19"/>
           <w:szCs w:val="19"/>
         </w:rPr>
-        <w:t>tylerroberts.dev@oudook.com | linkedin.com/in/tyler-roberts-3b839b3a9/ | Florida, United States | +1 (321) 376-7095</w:t>
+        <w:t>tylerrdev@outlook.com | linkedin.com/in/tyler-roberts-76a8193b2/ | Florida, United States | +1 (321) 376-7095</w:t>
       </w:r>
     </w:p>
     <w:p>
